--- a/examples/12-link-e-segnalibri/grasshopper-verified.docx
+++ b/examples/12-link-e-segnalibri/grasshopper-verified.docx
@@ -15,7 +15,7 @@
       <w:pPr>
         <p4:pStyle xmlns:p4="http://schemas.openxmlformats.org/wordprocessingml/2006/main" p4:val="Normal"/>
       </w:pPr>
-      <w:hyperlink xmlns:p3="http://schemas.openxmlformats.org/officeDocument/2006/relationships" p3:id="R10eb627ce1914d08">
+      <w:hyperlink xmlns:p3="http://schemas.openxmlformats.org/officeDocument/2006/relationships" p3:id="Rac64a3829a3b44fd">
         <w:r>
           <w:rPr>
             <p7:rFonts xmlns:p7="http://schemas.openxmlformats.org/wordprocessingml/2006/main" p7:ascii="Aptos" p7:hAnsi="Aptos"/>
